--- a/src/test/resources/MM Product Documents/UserManagement.docx
+++ b/src/test/resources/MM Product Documents/UserManagement.docx
@@ -76,6 +76,617 @@
                   </pic:nvPicPr>
                   <pic:blipFill>
                     <a:blip r:embed="rId15"/>
+                    <a:stretch>
+                      <a:fillRect/>
+                    </a:stretch>
+                  </pic:blipFill>
+                  <pic:spPr>
+                    <a:xfrm>
+                      <a:off x="0" y="0"/>
+                      <a:ext cx="8255000" cy="4572000"/>
+                    </a:xfrm>
+                    <a:prstGeom prst="rect">
+                      <a:avLst/>
+                    </a:prstGeom>
+                  </pic:spPr>
+                </pic:pic>
+              </a:graphicData>
+            </a:graphic>
+          </wp:inline>
+        </w:drawing>
+      </w:r>
+    </w:p>
+    <w:p>
+      <w:r>
+        <w:rPr>
+          <w:b w:val="on"/>
+          <w:rFonts w:ascii="Times New Roman" w:hAnsi="Times New Roman" w:cs="Times New Roman" w:eastAsia="Times New Roman"/>
+          <w:sz w:val="24"/>
+        </w:rPr>
+        <w:t>Screenshot - 03 for Step No:4.4.1</w:t>
+      </w:r>
+    </w:p>
+    <w:p>
+      <w:r>
+        <w:drawing>
+          <wp:inline distT="0" distR="0" distB="0" distL="0">
+            <wp:extent cx="8255000" cy="4572000"/>
+            <wp:docPr id="3" name="Drawing 3" descr="03 for Step No:4.4.1.png"/>
+            <a:graphic xmlns:a="http://schemas.openxmlformats.org/drawingml/2006/main">
+              <a:graphicData uri="http://schemas.openxmlformats.org/drawingml/2006/picture">
+                <pic:pic xmlns:pic="http://schemas.openxmlformats.org/drawingml/2006/picture">
+                  <pic:nvPicPr>
+                    <pic:cNvPr id="0" name="Picture 3" descr="03 for Step No:4.4.1.png"/>
+                    <pic:cNvPicPr>
+                      <a:picLocks noChangeAspect="true"/>
+                    </pic:cNvPicPr>
+                  </pic:nvPicPr>
+                  <pic:blipFill>
+                    <a:blip r:embed="rId16"/>
+                    <a:stretch>
+                      <a:fillRect/>
+                    </a:stretch>
+                  </pic:blipFill>
+                  <pic:spPr>
+                    <a:xfrm>
+                      <a:off x="0" y="0"/>
+                      <a:ext cx="8255000" cy="4572000"/>
+                    </a:xfrm>
+                    <a:prstGeom prst="rect">
+                      <a:avLst/>
+                    </a:prstGeom>
+                  </pic:spPr>
+                </pic:pic>
+              </a:graphicData>
+            </a:graphic>
+          </wp:inline>
+        </w:drawing>
+      </w:r>
+    </w:p>
+    <w:p>
+      <w:r>
+        <w:rPr>
+          <w:b w:val="on"/>
+          <w:rFonts w:ascii="Times New Roman" w:hAnsi="Times New Roman" w:cs="Times New Roman" w:eastAsia="Times New Roman"/>
+          <w:sz w:val="24"/>
+        </w:rPr>
+        <w:t>Screenshot - 04 for Step No:4.4.1</w:t>
+      </w:r>
+    </w:p>
+    <w:p>
+      <w:r>
+        <w:drawing>
+          <wp:inline distT="0" distR="0" distB="0" distL="0">
+            <wp:extent cx="8255000" cy="4572000"/>
+            <wp:docPr id="4" name="Drawing 4" descr="04 for Step No:4.4.1.png"/>
+            <a:graphic xmlns:a="http://schemas.openxmlformats.org/drawingml/2006/main">
+              <a:graphicData uri="http://schemas.openxmlformats.org/drawingml/2006/picture">
+                <pic:pic xmlns:pic="http://schemas.openxmlformats.org/drawingml/2006/picture">
+                  <pic:nvPicPr>
+                    <pic:cNvPr id="0" name="Picture 4" descr="04 for Step No:4.4.1.png"/>
+                    <pic:cNvPicPr>
+                      <a:picLocks noChangeAspect="true"/>
+                    </pic:cNvPicPr>
+                  </pic:nvPicPr>
+                  <pic:blipFill>
+                    <a:blip r:embed="rId17"/>
+                    <a:stretch>
+                      <a:fillRect/>
+                    </a:stretch>
+                  </pic:blipFill>
+                  <pic:spPr>
+                    <a:xfrm>
+                      <a:off x="0" y="0"/>
+                      <a:ext cx="8255000" cy="4572000"/>
+                    </a:xfrm>
+                    <a:prstGeom prst="rect">
+                      <a:avLst/>
+                    </a:prstGeom>
+                  </pic:spPr>
+                </pic:pic>
+              </a:graphicData>
+            </a:graphic>
+          </wp:inline>
+        </w:drawing>
+      </w:r>
+    </w:p>
+    <w:p>
+      <w:r>
+        <w:rPr>
+          <w:b w:val="on"/>
+          <w:rFonts w:ascii="Times New Roman" w:hAnsi="Times New Roman" w:cs="Times New Roman" w:eastAsia="Times New Roman"/>
+          <w:sz w:val="24"/>
+        </w:rPr>
+        <w:t>Screenshot - 05 for Step No:4.4.1</w:t>
+      </w:r>
+    </w:p>
+    <w:p>
+      <w:r>
+        <w:drawing>
+          <wp:inline distT="0" distR="0" distB="0" distL="0">
+            <wp:extent cx="8255000" cy="4572000"/>
+            <wp:docPr id="5" name="Drawing 5" descr="05 for Step No:4.4.1.png"/>
+            <a:graphic xmlns:a="http://schemas.openxmlformats.org/drawingml/2006/main">
+              <a:graphicData uri="http://schemas.openxmlformats.org/drawingml/2006/picture">
+                <pic:pic xmlns:pic="http://schemas.openxmlformats.org/drawingml/2006/picture">
+                  <pic:nvPicPr>
+                    <pic:cNvPr id="0" name="Picture 5" descr="05 for Step No:4.4.1.png"/>
+                    <pic:cNvPicPr>
+                      <a:picLocks noChangeAspect="true"/>
+                    </pic:cNvPicPr>
+                  </pic:nvPicPr>
+                  <pic:blipFill>
+                    <a:blip r:embed="rId18"/>
+                    <a:stretch>
+                      <a:fillRect/>
+                    </a:stretch>
+                  </pic:blipFill>
+                  <pic:spPr>
+                    <a:xfrm>
+                      <a:off x="0" y="0"/>
+                      <a:ext cx="8255000" cy="4572000"/>
+                    </a:xfrm>
+                    <a:prstGeom prst="rect">
+                      <a:avLst/>
+                    </a:prstGeom>
+                  </pic:spPr>
+                </pic:pic>
+              </a:graphicData>
+            </a:graphic>
+          </wp:inline>
+        </w:drawing>
+      </w:r>
+    </w:p>
+    <w:p>
+      <w:r>
+        <w:rPr>
+          <w:b w:val="on"/>
+          <w:rFonts w:ascii="Times New Roman" w:hAnsi="Times New Roman" w:cs="Times New Roman" w:eastAsia="Times New Roman"/>
+          <w:sz w:val="24"/>
+        </w:rPr>
+        <w:t>Screenshot - 06 for Step No:4.4.1</w:t>
+      </w:r>
+    </w:p>
+    <w:p>
+      <w:r>
+        <w:drawing>
+          <wp:inline distT="0" distR="0" distB="0" distL="0">
+            <wp:extent cx="8255000" cy="4572000"/>
+            <wp:docPr id="6" name="Drawing 6" descr="06 for Step No:4.4.1.png"/>
+            <a:graphic xmlns:a="http://schemas.openxmlformats.org/drawingml/2006/main">
+              <a:graphicData uri="http://schemas.openxmlformats.org/drawingml/2006/picture">
+                <pic:pic xmlns:pic="http://schemas.openxmlformats.org/drawingml/2006/picture">
+                  <pic:nvPicPr>
+                    <pic:cNvPr id="0" name="Picture 6" descr="06 for Step No:4.4.1.png"/>
+                    <pic:cNvPicPr>
+                      <a:picLocks noChangeAspect="true"/>
+                    </pic:cNvPicPr>
+                  </pic:nvPicPr>
+                  <pic:blipFill>
+                    <a:blip r:embed="rId19"/>
+                    <a:stretch>
+                      <a:fillRect/>
+                    </a:stretch>
+                  </pic:blipFill>
+                  <pic:spPr>
+                    <a:xfrm>
+                      <a:off x="0" y="0"/>
+                      <a:ext cx="8255000" cy="4572000"/>
+                    </a:xfrm>
+                    <a:prstGeom prst="rect">
+                      <a:avLst/>
+                    </a:prstGeom>
+                  </pic:spPr>
+                </pic:pic>
+              </a:graphicData>
+            </a:graphic>
+          </wp:inline>
+        </w:drawing>
+      </w:r>
+    </w:p>
+    <w:p>
+      <w:r>
+        <w:rPr>
+          <w:b w:val="on"/>
+          <w:rFonts w:ascii="Times New Roman" w:hAnsi="Times New Roman" w:cs="Times New Roman" w:eastAsia="Times New Roman"/>
+          <w:sz w:val="24"/>
+        </w:rPr>
+        <w:t>Screenshot - 07 for Step No:4.4.1</w:t>
+      </w:r>
+    </w:p>
+    <w:p>
+      <w:r>
+        <w:drawing>
+          <wp:inline distT="0" distR="0" distB="0" distL="0">
+            <wp:extent cx="8255000" cy="4572000"/>
+            <wp:docPr id="8" name="Drawing 8" descr="07 for Step No:4.4.1.png"/>
+            <a:graphic xmlns:a="http://schemas.openxmlformats.org/drawingml/2006/main">
+              <a:graphicData uri="http://schemas.openxmlformats.org/drawingml/2006/picture">
+                <pic:pic xmlns:pic="http://schemas.openxmlformats.org/drawingml/2006/picture">
+                  <pic:nvPicPr>
+                    <pic:cNvPr id="0" name="Picture 8" descr="07 for Step No:4.4.1.png"/>
+                    <pic:cNvPicPr>
+                      <a:picLocks noChangeAspect="true"/>
+                    </pic:cNvPicPr>
+                  </pic:nvPicPr>
+                  <pic:blipFill>
+                    <a:blip r:embed="rId20"/>
+                    <a:stretch>
+                      <a:fillRect/>
+                    </a:stretch>
+                  </pic:blipFill>
+                  <pic:spPr>
+                    <a:xfrm>
+                      <a:off x="0" y="0"/>
+                      <a:ext cx="8255000" cy="4572000"/>
+                    </a:xfrm>
+                    <a:prstGeom prst="rect">
+                      <a:avLst/>
+                    </a:prstGeom>
+                  </pic:spPr>
+                </pic:pic>
+              </a:graphicData>
+            </a:graphic>
+          </wp:inline>
+        </w:drawing>
+      </w:r>
+    </w:p>
+    <w:p>
+      <w:r>
+        <w:rPr>
+          <w:b w:val="on"/>
+          <w:rFonts w:ascii="Times New Roman" w:hAnsi="Times New Roman" w:cs="Times New Roman" w:eastAsia="Times New Roman"/>
+          <w:sz w:val="24"/>
+        </w:rPr>
+        <w:t>Screenshot - 08 for Step No:4.4.1</w:t>
+      </w:r>
+    </w:p>
+    <w:p>
+      <w:r>
+        <w:drawing>
+          <wp:inline distT="0" distR="0" distB="0" distL="0">
+            <wp:extent cx="8255000" cy="4572000"/>
+            <wp:docPr id="9" name="Drawing 9" descr="08 for Step No:4.4.1.png"/>
+            <a:graphic xmlns:a="http://schemas.openxmlformats.org/drawingml/2006/main">
+              <a:graphicData uri="http://schemas.openxmlformats.org/drawingml/2006/picture">
+                <pic:pic xmlns:pic="http://schemas.openxmlformats.org/drawingml/2006/picture">
+                  <pic:nvPicPr>
+                    <pic:cNvPr id="0" name="Picture 9" descr="08 for Step No:4.4.1.png"/>
+                    <pic:cNvPicPr>
+                      <a:picLocks noChangeAspect="true"/>
+                    </pic:cNvPicPr>
+                  </pic:nvPicPr>
+                  <pic:blipFill>
+                    <a:blip r:embed="rId21"/>
+                    <a:stretch>
+                      <a:fillRect/>
+                    </a:stretch>
+                  </pic:blipFill>
+                  <pic:spPr>
+                    <a:xfrm>
+                      <a:off x="0" y="0"/>
+                      <a:ext cx="8255000" cy="4572000"/>
+                    </a:xfrm>
+                    <a:prstGeom prst="rect">
+                      <a:avLst/>
+                    </a:prstGeom>
+                  </pic:spPr>
+                </pic:pic>
+              </a:graphicData>
+            </a:graphic>
+          </wp:inline>
+        </w:drawing>
+      </w:r>
+    </w:p>
+    <w:p>
+      <w:r>
+        <w:rPr>
+          <w:b w:val="on"/>
+          <w:rFonts w:ascii="Times New Roman" w:hAnsi="Times New Roman" w:cs="Times New Roman" w:eastAsia="Times New Roman"/>
+          <w:sz w:val="24"/>
+        </w:rPr>
+        <w:t>Screenshot - 09 for Step No:4.4.1</w:t>
+      </w:r>
+    </w:p>
+    <w:p>
+      <w:r>
+        <w:drawing>
+          <wp:inline distT="0" distR="0" distB="0" distL="0">
+            <wp:extent cx="8255000" cy="4572000"/>
+            <wp:docPr id="10" name="Drawing 10" descr="09 for Step No:4.4.1.png"/>
+            <a:graphic xmlns:a="http://schemas.openxmlformats.org/drawingml/2006/main">
+              <a:graphicData uri="http://schemas.openxmlformats.org/drawingml/2006/picture">
+                <pic:pic xmlns:pic="http://schemas.openxmlformats.org/drawingml/2006/picture">
+                  <pic:nvPicPr>
+                    <pic:cNvPr id="0" name="Picture 10" descr="09 for Step No:4.4.1.png"/>
+                    <pic:cNvPicPr>
+                      <a:picLocks noChangeAspect="true"/>
+                    </pic:cNvPicPr>
+                  </pic:nvPicPr>
+                  <pic:blipFill>
+                    <a:blip r:embed="rId22"/>
+                    <a:stretch>
+                      <a:fillRect/>
+                    </a:stretch>
+                  </pic:blipFill>
+                  <pic:spPr>
+                    <a:xfrm>
+                      <a:off x="0" y="0"/>
+                      <a:ext cx="8255000" cy="4572000"/>
+                    </a:xfrm>
+                    <a:prstGeom prst="rect">
+                      <a:avLst/>
+                    </a:prstGeom>
+                  </pic:spPr>
+                </pic:pic>
+              </a:graphicData>
+            </a:graphic>
+          </wp:inline>
+        </w:drawing>
+      </w:r>
+    </w:p>
+    <w:p>
+      <w:r>
+        <w:rPr>
+          <w:b w:val="on"/>
+          <w:rFonts w:ascii="Times New Roman" w:hAnsi="Times New Roman" w:cs="Times New Roman" w:eastAsia="Times New Roman"/>
+          <w:sz w:val="24"/>
+        </w:rPr>
+        <w:t>Screenshot - 01 for Step No:4.4.2</w:t>
+      </w:r>
+    </w:p>
+    <w:p>
+      <w:r>
+        <w:drawing>
+          <wp:inline distT="0" distR="0" distB="0" distL="0">
+            <wp:extent cx="8255000" cy="4572000"/>
+            <wp:docPr id="11" name="Drawing 11" descr="01 for Step No:4.4.2.png"/>
+            <a:graphic xmlns:a="http://schemas.openxmlformats.org/drawingml/2006/main">
+              <a:graphicData uri="http://schemas.openxmlformats.org/drawingml/2006/picture">
+                <pic:pic xmlns:pic="http://schemas.openxmlformats.org/drawingml/2006/picture">
+                  <pic:nvPicPr>
+                    <pic:cNvPr id="0" name="Picture 11" descr="01 for Step No:4.4.2.png"/>
+                    <pic:cNvPicPr>
+                      <a:picLocks noChangeAspect="true"/>
+                    </pic:cNvPicPr>
+                  </pic:nvPicPr>
+                  <pic:blipFill>
+                    <a:blip r:embed="rId23"/>
+                    <a:stretch>
+                      <a:fillRect/>
+                    </a:stretch>
+                  </pic:blipFill>
+                  <pic:spPr>
+                    <a:xfrm>
+                      <a:off x="0" y="0"/>
+                      <a:ext cx="8255000" cy="4572000"/>
+                    </a:xfrm>
+                    <a:prstGeom prst="rect">
+                      <a:avLst/>
+                    </a:prstGeom>
+                  </pic:spPr>
+                </pic:pic>
+              </a:graphicData>
+            </a:graphic>
+          </wp:inline>
+        </w:drawing>
+      </w:r>
+    </w:p>
+    <w:p>
+      <w:r>
+        <w:rPr>
+          <w:b w:val="on"/>
+          <w:rFonts w:ascii="Times New Roman" w:hAnsi="Times New Roman" w:cs="Times New Roman" w:eastAsia="Times New Roman"/>
+          <w:sz w:val="24"/>
+        </w:rPr>
+        <w:t>Screenshot - 02 for Step No:4.4.2</w:t>
+      </w:r>
+    </w:p>
+    <w:p>
+      <w:r>
+        <w:drawing>
+          <wp:inline distT="0" distR="0" distB="0" distL="0">
+            <wp:extent cx="8255000" cy="4572000"/>
+            <wp:docPr id="12" name="Drawing 12" descr="02 for Step No:4.4.2.png"/>
+            <a:graphic xmlns:a="http://schemas.openxmlformats.org/drawingml/2006/main">
+              <a:graphicData uri="http://schemas.openxmlformats.org/drawingml/2006/picture">
+                <pic:pic xmlns:pic="http://schemas.openxmlformats.org/drawingml/2006/picture">
+                  <pic:nvPicPr>
+                    <pic:cNvPr id="0" name="Picture 12" descr="02 for Step No:4.4.2.png"/>
+                    <pic:cNvPicPr>
+                      <a:picLocks noChangeAspect="true"/>
+                    </pic:cNvPicPr>
+                  </pic:nvPicPr>
+                  <pic:blipFill>
+                    <a:blip r:embed="rId24"/>
+                    <a:stretch>
+                      <a:fillRect/>
+                    </a:stretch>
+                  </pic:blipFill>
+                  <pic:spPr>
+                    <a:xfrm>
+                      <a:off x="0" y="0"/>
+                      <a:ext cx="8255000" cy="4572000"/>
+                    </a:xfrm>
+                    <a:prstGeom prst="rect">
+                      <a:avLst/>
+                    </a:prstGeom>
+                  </pic:spPr>
+                </pic:pic>
+              </a:graphicData>
+            </a:graphic>
+          </wp:inline>
+        </w:drawing>
+      </w:r>
+    </w:p>
+    <w:p>
+      <w:r>
+        <w:rPr>
+          <w:b w:val="on"/>
+          <w:rFonts w:ascii="Times New Roman" w:hAnsi="Times New Roman" w:cs="Times New Roman" w:eastAsia="Times New Roman"/>
+          <w:sz w:val="24"/>
+        </w:rPr>
+        <w:t>Screenshot - 03 for Step No:4.4.2</w:t>
+      </w:r>
+    </w:p>
+    <w:p>
+      <w:r>
+        <w:drawing>
+          <wp:inline distT="0" distR="0" distB="0" distL="0">
+            <wp:extent cx="8255000" cy="4572000"/>
+            <wp:docPr id="13" name="Drawing 13" descr="03 for Step No:4.4.2.png"/>
+            <a:graphic xmlns:a="http://schemas.openxmlformats.org/drawingml/2006/main">
+              <a:graphicData uri="http://schemas.openxmlformats.org/drawingml/2006/picture">
+                <pic:pic xmlns:pic="http://schemas.openxmlformats.org/drawingml/2006/picture">
+                  <pic:nvPicPr>
+                    <pic:cNvPr id="0" name="Picture 13" descr="03 for Step No:4.4.2.png"/>
+                    <pic:cNvPicPr>
+                      <a:picLocks noChangeAspect="true"/>
+                    </pic:cNvPicPr>
+                  </pic:nvPicPr>
+                  <pic:blipFill>
+                    <a:blip r:embed="rId25"/>
+                    <a:stretch>
+                      <a:fillRect/>
+                    </a:stretch>
+                  </pic:blipFill>
+                  <pic:spPr>
+                    <a:xfrm>
+                      <a:off x="0" y="0"/>
+                      <a:ext cx="8255000" cy="4572000"/>
+                    </a:xfrm>
+                    <a:prstGeom prst="rect">
+                      <a:avLst/>
+                    </a:prstGeom>
+                  </pic:spPr>
+                </pic:pic>
+              </a:graphicData>
+            </a:graphic>
+          </wp:inline>
+        </w:drawing>
+      </w:r>
+    </w:p>
+    <w:p>
+      <w:r>
+        <w:rPr>
+          <w:b w:val="on"/>
+          <w:rFonts w:ascii="Times New Roman" w:hAnsi="Times New Roman" w:cs="Times New Roman" w:eastAsia="Times New Roman"/>
+          <w:sz w:val="24"/>
+        </w:rPr>
+        <w:t>Screenshot - 04 for Step No:4.4.2</w:t>
+      </w:r>
+    </w:p>
+    <w:p>
+      <w:r>
+        <w:drawing>
+          <wp:inline distT="0" distR="0" distB="0" distL="0">
+            <wp:extent cx="8255000" cy="4572000"/>
+            <wp:docPr id="14" name="Drawing 14" descr="04 for Step No:4.4.2.png"/>
+            <a:graphic xmlns:a="http://schemas.openxmlformats.org/drawingml/2006/main">
+              <a:graphicData uri="http://schemas.openxmlformats.org/drawingml/2006/picture">
+                <pic:pic xmlns:pic="http://schemas.openxmlformats.org/drawingml/2006/picture">
+                  <pic:nvPicPr>
+                    <pic:cNvPr id="0" name="Picture 14" descr="04 for Step No:4.4.2.png"/>
+                    <pic:cNvPicPr>
+                      <a:picLocks noChangeAspect="true"/>
+                    </pic:cNvPicPr>
+                  </pic:nvPicPr>
+                  <pic:blipFill>
+                    <a:blip r:embed="rId26"/>
+                    <a:stretch>
+                      <a:fillRect/>
+                    </a:stretch>
+                  </pic:blipFill>
+                  <pic:spPr>
+                    <a:xfrm>
+                      <a:off x="0" y="0"/>
+                      <a:ext cx="8255000" cy="4572000"/>
+                    </a:xfrm>
+                    <a:prstGeom prst="rect">
+                      <a:avLst/>
+                    </a:prstGeom>
+                  </pic:spPr>
+                </pic:pic>
+              </a:graphicData>
+            </a:graphic>
+          </wp:inline>
+        </w:drawing>
+      </w:r>
+    </w:p>
+    <w:p>
+      <w:r>
+        <w:rPr>
+          <w:b w:val="on"/>
+          <w:rFonts w:ascii="Times New Roman" w:hAnsi="Times New Roman" w:cs="Times New Roman" w:eastAsia="Times New Roman"/>
+          <w:sz w:val="24"/>
+        </w:rPr>
+        <w:t>Screenshot - 05 for Step No:4.4.2</w:t>
+      </w:r>
+    </w:p>
+    <w:p>
+      <w:r>
+        <w:drawing>
+          <wp:inline distT="0" distR="0" distB="0" distL="0">
+            <wp:extent cx="8255000" cy="4572000"/>
+            <wp:docPr id="15" name="Drawing 15" descr="05 for Step No:4.4.2.png"/>
+            <a:graphic xmlns:a="http://schemas.openxmlformats.org/drawingml/2006/main">
+              <a:graphicData uri="http://schemas.openxmlformats.org/drawingml/2006/picture">
+                <pic:pic xmlns:pic="http://schemas.openxmlformats.org/drawingml/2006/picture">
+                  <pic:nvPicPr>
+                    <pic:cNvPr id="0" name="Picture 15" descr="05 for Step No:4.4.2.png"/>
+                    <pic:cNvPicPr>
+                      <a:picLocks noChangeAspect="true"/>
+                    </pic:cNvPicPr>
+                  </pic:nvPicPr>
+                  <pic:blipFill>
+                    <a:blip r:embed="rId27"/>
+                    <a:stretch>
+                      <a:fillRect/>
+                    </a:stretch>
+                  </pic:blipFill>
+                  <pic:spPr>
+                    <a:xfrm>
+                      <a:off x="0" y="0"/>
+                      <a:ext cx="8255000" cy="4572000"/>
+                    </a:xfrm>
+                    <a:prstGeom prst="rect">
+                      <a:avLst/>
+                    </a:prstGeom>
+                  </pic:spPr>
+                </pic:pic>
+              </a:graphicData>
+            </a:graphic>
+          </wp:inline>
+        </w:drawing>
+      </w:r>
+    </w:p>
+    <w:p>
+      <w:r>
+        <w:rPr>
+          <w:b w:val="on"/>
+          <w:rFonts w:ascii="Times New Roman" w:hAnsi="Times New Roman" w:cs="Times New Roman" w:eastAsia="Times New Roman"/>
+          <w:sz w:val="24"/>
+        </w:rPr>
+        <w:t>Screenshot - 06 for Step No:4.4.2</w:t>
+      </w:r>
+    </w:p>
+    <w:p>
+      <w:r>
+        <w:drawing>
+          <wp:inline distT="0" distR="0" distB="0" distL="0">
+            <wp:extent cx="8255000" cy="4572000"/>
+            <wp:docPr id="16" name="Drawing 16" descr="06 for Step No:4.4.2.png"/>
+            <a:graphic xmlns:a="http://schemas.openxmlformats.org/drawingml/2006/main">
+              <a:graphicData uri="http://schemas.openxmlformats.org/drawingml/2006/picture">
+                <pic:pic xmlns:pic="http://schemas.openxmlformats.org/drawingml/2006/picture">
+                  <pic:nvPicPr>
+                    <pic:cNvPr id="0" name="Picture 16" descr="06 for Step No:4.4.2.png"/>
+                    <pic:cNvPicPr>
+                      <a:picLocks noChangeAspect="true"/>
+                    </pic:cNvPicPr>
+                  </pic:nvPicPr>
+                  <pic:blipFill>
+                    <a:blip r:embed="rId28"/>
                     <a:stretch>
                       <a:fillRect/>
                     </a:stretch>
